--- a/public/files/care-service-application/care-service-application.docx
+++ b/public/files/care-service-application/care-service-application.docx
@@ -4,7 +4,7 @@
   <w:body>
     <w:p>
       <w:pPr>
-        <w:spacing w:after="29" w:before="0" w:line="312" w:lineRule="auto"/>
+        <w:spacing w:after="37" w:before="0" w:line="312" w:lineRule="auto"/>
         <w:jc w:val="center"/>
       </w:pPr>
       <w:r>
@@ -19,7 +19,7 @@
     </w:p>
     <w:p>
       <w:pPr>
-        <w:spacing w:after="72" w:before="0" w:line="312" w:lineRule="auto"/>
+        <w:spacing w:after="92" w:before="0" w:line="312" w:lineRule="auto"/>
         <w:jc w:val="left"/>
         <w:pBdr>
           <w:bottom w:val="single" w:sz="14" w:space="2" w:color="24384F"/>
@@ -50,7 +50,7 @@
       </w:tblGrid>
       <w:tr>
         <w:trPr>
-          <w:trHeight w:val="326" w:hRule="atLeast"/>
+          <w:trHeight w:val="417" w:hRule="atLeast"/>
         </w:trPr>
         <w:tc>
           <w:tcPr>
@@ -193,7 +193,7 @@
     </w:tbl>
     <w:p>
       <w:pPr>
-        <w:spacing w:after="29" w:before="0" w:line="312" w:lineRule="auto"/>
+        <w:spacing w:after="37" w:before="0" w:line="312" w:lineRule="auto"/>
         <w:jc w:val="left"/>
       </w:pPr>
       <w:r>
@@ -206,7 +206,7 @@
     </w:p>
     <w:p>
       <w:pPr>
-        <w:spacing w:after="29" w:before="58" w:line="312" w:lineRule="auto"/>
+        <w:spacing w:after="37" w:before="74" w:line="312" w:lineRule="auto"/>
         <w:jc w:val="left"/>
         <w:pBdr>
           <w:bottom w:val="single" w:sz="6" w:space="2" w:color="C9D2DD"/>
@@ -248,7 +248,7 @@
       </w:tblGrid>
       <w:tr>
         <w:trPr>
-          <w:trHeight w:val="326" w:hRule="atLeast"/>
+          <w:trHeight w:val="417" w:hRule="atLeast"/>
         </w:trPr>
         <w:tc>
           <w:tcPr>
@@ -390,7 +390,7 @@
       </w:tr>
       <w:tr>
         <w:trPr>
-          <w:trHeight w:val="326" w:hRule="atLeast"/>
+          <w:trHeight w:val="417" w:hRule="atLeast"/>
         </w:trPr>
         <w:tc>
           <w:tcPr>
@@ -532,7 +532,7 @@
       </w:tr>
       <w:tr>
         <w:trPr>
-          <w:trHeight w:val="326" w:hRule="atLeast"/>
+          <w:trHeight w:val="417" w:hRule="atLeast"/>
         </w:trPr>
         <w:tc>
           <w:tcPr>
@@ -593,7 +593,7 @@
       </w:tr>
       <w:tr>
         <w:trPr>
-          <w:trHeight w:val="326" w:hRule="atLeast"/>
+          <w:trHeight w:val="417" w:hRule="atLeast"/>
         </w:trPr>
         <w:tc>
           <w:tcPr>
@@ -736,7 +736,7 @@
     </w:tbl>
     <w:p>
       <w:pPr>
-        <w:spacing w:after="29" w:before="0" w:line="312" w:lineRule="auto"/>
+        <w:spacing w:after="37" w:before="0" w:line="312" w:lineRule="auto"/>
         <w:jc w:val="left"/>
       </w:pPr>
       <w:r>
@@ -749,7 +749,7 @@
     </w:p>
     <w:p>
       <w:pPr>
-        <w:spacing w:after="29" w:before="58" w:line="312" w:lineRule="auto"/>
+        <w:spacing w:after="37" w:before="74" w:line="312" w:lineRule="auto"/>
         <w:jc w:val="left"/>
         <w:pBdr>
           <w:bottom w:val="single" w:sz="6" w:space="2" w:color="C9D2DD"/>
@@ -791,7 +791,7 @@
       </w:tblGrid>
       <w:tr>
         <w:trPr>
-          <w:trHeight w:val="326" w:hRule="atLeast"/>
+          <w:trHeight w:val="417" w:hRule="atLeast"/>
         </w:trPr>
         <w:tc>
           <w:tcPr>
@@ -933,7 +933,7 @@
       </w:tr>
       <w:tr>
         <w:trPr>
-          <w:trHeight w:val="326" w:hRule="atLeast"/>
+          <w:trHeight w:val="417" w:hRule="atLeast"/>
         </w:trPr>
         <w:tc>
           <w:tcPr>
@@ -1076,7 +1076,7 @@
     </w:tbl>
     <w:p>
       <w:pPr>
-        <w:spacing w:after="29" w:before="0" w:line="312" w:lineRule="auto"/>
+        <w:spacing w:after="37" w:before="0" w:line="312" w:lineRule="auto"/>
         <w:jc w:val="left"/>
       </w:pPr>
       <w:r>
@@ -1089,7 +1089,7 @@
     </w:p>
     <w:p>
       <w:pPr>
-        <w:spacing w:after="29" w:before="58" w:line="312" w:lineRule="auto"/>
+        <w:spacing w:after="37" w:before="74" w:line="312" w:lineRule="auto"/>
         <w:jc w:val="left"/>
         <w:pBdr>
           <w:bottom w:val="single" w:sz="6" w:space="2" w:color="C9D2DD"/>
@@ -1130,7 +1130,7 @@
       </w:tblGrid>
       <w:tr>
         <w:trPr>
-          <w:trHeight w:val="367" w:hRule="atLeast"/>
+          <w:trHeight w:val="469" w:hRule="atLeast"/>
         </w:trPr>
         <w:tc>
           <w:tcPr>
@@ -1251,7 +1251,7 @@
       </w:tr>
       <w:tr>
         <w:trPr>
-          <w:trHeight w:val="367" w:hRule="atLeast"/>
+          <w:trHeight w:val="469" w:hRule="atLeast"/>
         </w:trPr>
         <w:tc>
           <w:tcPr>
@@ -1361,7 +1361,7 @@
       </w:tr>
       <w:tr>
         <w:trPr>
-          <w:trHeight w:val="367" w:hRule="atLeast"/>
+          <w:trHeight w:val="469" w:hRule="atLeast"/>
         </w:trPr>
         <w:tc>
           <w:tcPr>
@@ -1471,7 +1471,7 @@
       </w:tr>
       <w:tr>
         <w:trPr>
-          <w:trHeight w:val="367" w:hRule="atLeast"/>
+          <w:trHeight w:val="469" w:hRule="atLeast"/>
         </w:trPr>
         <w:tc>
           <w:tcPr>
@@ -1581,7 +1581,7 @@
       </w:tr>
       <w:tr>
         <w:trPr>
-          <w:trHeight w:val="367" w:hRule="atLeast"/>
+          <w:trHeight w:val="469" w:hRule="atLeast"/>
         </w:trPr>
         <w:tc>
           <w:tcPr>
@@ -1692,7 +1692,7 @@
     </w:tbl>
     <w:p>
       <w:pPr>
-        <w:spacing w:after="29" w:before="0" w:line="312" w:lineRule="auto"/>
+        <w:spacing w:after="37" w:before="0" w:line="312" w:lineRule="auto"/>
         <w:jc w:val="left"/>
       </w:pPr>
       <w:r>
@@ -1705,7 +1705,7 @@
     </w:p>
     <w:p>
       <w:pPr>
-        <w:spacing w:after="29" w:before="58" w:line="312" w:lineRule="auto"/>
+        <w:spacing w:after="37" w:before="74" w:line="312" w:lineRule="auto"/>
         <w:jc w:val="left"/>
         <w:pBdr>
           <w:bottom w:val="single" w:sz="6" w:space="2" w:color="C9D2DD"/>
@@ -1748,7 +1748,7 @@
       </w:tblGrid>
       <w:tr>
         <w:trPr>
-          <w:trHeight w:val="326" w:hRule="atLeast"/>
+          <w:trHeight w:val="417" w:hRule="atLeast"/>
         </w:trPr>
         <w:tc>
           <w:tcPr>
@@ -1921,7 +1921,7 @@
       </w:tr>
       <w:tr>
         <w:trPr>
-          <w:trHeight w:val="326" w:hRule="atLeast"/>
+          <w:trHeight w:val="417" w:hRule="atLeast"/>
         </w:trPr>
         <w:tc>
           <w:tcPr>
@@ -2095,7 +2095,7 @@
     </w:tbl>
     <w:p>
       <w:pPr>
-        <w:spacing w:after="29" w:before="0" w:line="312" w:lineRule="auto"/>
+        <w:spacing w:after="37" w:before="0" w:line="312" w:lineRule="auto"/>
         <w:jc w:val="left"/>
       </w:pPr>
       <w:r>
@@ -2108,7 +2108,7 @@
     </w:p>
     <w:p>
       <w:pPr>
-        <w:spacing w:after="29" w:before="0" w:line="312" w:lineRule="auto"/>
+        <w:spacing w:after="37" w:before="0" w:line="312" w:lineRule="auto"/>
         <w:jc w:val="left"/>
       </w:pPr>
       <w:r>
@@ -2134,7 +2134,7 @@
       </w:tblGrid>
       <w:tr>
         <w:trPr>
-          <w:trHeight w:val="653" w:hRule="atLeast"/>
+          <w:trHeight w:val="834" w:hRule="atLeast"/>
         </w:trPr>
         <w:tc>
           <w:tcPr>
@@ -2157,7 +2157,7 @@
               <w:rPr>
                 <w:rFonts w:ascii="Malgun Gothic" w:hAnsi="Malgun Gothic" w:eastAsia="Malgun Gothic" w:cs="Malgun Gothic"/>
                 <w:b w:val="0"/>
-                <w:sz w:val="20"/>
+                <w:sz w:val="19"/>
               </w:rPr>
             </w:r>
           </w:p>
@@ -2166,7 +2166,7 @@
     </w:tbl>
     <w:p>
       <w:pPr>
-        <w:spacing w:after="29" w:before="0" w:line="312" w:lineRule="auto"/>
+        <w:spacing w:after="37" w:before="0" w:line="312" w:lineRule="auto"/>
         <w:jc w:val="left"/>
       </w:pPr>
       <w:r>
@@ -2179,7 +2179,7 @@
     </w:p>
     <w:p>
       <w:pPr>
-        <w:spacing w:after="29" w:before="0" w:line="312" w:lineRule="auto"/>
+        <w:spacing w:after="37" w:before="0" w:line="312" w:lineRule="auto"/>
         <w:jc w:val="center"/>
       </w:pPr>
       <w:r>
@@ -2193,7 +2193,7 @@
     </w:p>
     <w:p>
       <w:pPr>
-        <w:spacing w:after="58" w:before="58" w:line="312" w:lineRule="auto"/>
+        <w:spacing w:after="74" w:before="74" w:line="312" w:lineRule="auto"/>
         <w:jc w:val="center"/>
       </w:pPr>
       <w:r>
@@ -2207,7 +2207,7 @@
     </w:p>
     <w:p>
       <w:pPr>
-        <w:spacing w:after="58" w:before="0" w:line="312" w:lineRule="auto"/>
+        <w:spacing w:after="74" w:before="0" w:line="312" w:lineRule="auto"/>
         <w:jc w:val="right"/>
       </w:pPr>
       <w:r>
@@ -2221,7 +2221,7 @@
     </w:p>
     <w:p>
       <w:pPr>
-        <w:spacing w:after="58" w:before="0" w:line="312" w:lineRule="auto"/>
+        <w:spacing w:after="74" w:before="0" w:line="312" w:lineRule="auto"/>
         <w:jc w:val="right"/>
       </w:pPr>
       <w:r>
@@ -2235,7 +2235,7 @@
     </w:p>
     <w:p>
       <w:pPr>
-        <w:spacing w:after="0" w:before="43" w:line="312" w:lineRule="auto"/>
+        <w:spacing w:after="0" w:before="55" w:line="312" w:lineRule="auto"/>
         <w:jc w:val="left"/>
       </w:pPr>
       <w:r>
